--- a/ASI/Parcial 1/Pasos_realizar_parcial.docx
+++ b/ASI/Parcial 1/Pasos_realizar_parcial.docx
@@ -92,13 +92,7 @@
         <w:t xml:space="preserve"> objetivo de negocio es aquel que le voy a plantear a una persona que sabe de negocio pero no sabe ni cómo funciona el celular -&gt; a ese tipo se le plantea el objetivo de negocio.</w:t>
       </w:r>
       <w:r>
-        <w:t xml:space="preserve"> </w:t>
-      </w:r>
-      <w:r>
-        <w:t>El objetivo de negocio es que la empresa funcione</w:t>
-      </w:r>
-      <w:r>
-        <w:t>.</w:t>
+        <w:t xml:space="preserve"> El objetivo de negocio es que la empresa funcione.</w:t>
       </w:r>
     </w:p>
     <w:p>
@@ -128,7 +122,7 @@
         </w:numPr>
       </w:pPr>
       <w:r>
-        <w:t>Un ERP es un sistema de gestión (donde facturan, donde gestionan los datos de las personas,  toda la gestión de la empresa).</w:t>
+        <w:t>Definir un riesgo para el proyecto que nos toca. Que el riesgo no entre en acciones de personas ni eventos externos.</w:t>
       </w:r>
     </w:p>
     <w:p>
@@ -140,7 +134,10 @@
         </w:numPr>
       </w:pPr>
       <w:r>
-        <w:t>Definir un riesgo para el proyecto que nos toca. Que el riesgo no entre en acciones de personas ni eventos externos.</w:t>
+        <w:t>Definir activos que están involucrados con el riesgo</w:t>
+      </w:r>
+      <w:r>
+        <w:t xml:space="preserve"> (que no sea de eventos externos, como tornados o hackeos).</w:t>
       </w:r>
     </w:p>
     <w:p>
@@ -152,21 +149,6 @@
         </w:numPr>
       </w:pPr>
       <w:r>
-        <w:t>Definir activos que están involucrados con el riesgo</w:t>
-      </w:r>
-      <w:r>
-        <w:t xml:space="preserve"> (que no sea de eventos externos, como tornados o hackeos).</w:t>
-      </w:r>
-    </w:p>
-    <w:p>
-      <w:pPr>
-        <w:pStyle w:val="Prrafodelista"/>
-        <w:numPr>
-          <w:ilvl w:val="0"/>
-          <w:numId w:val="2"/>
-        </w:numPr>
-      </w:pPr>
-      <w:r>
         <w:t>Armar planillas</w:t>
       </w:r>
       <w:r>
@@ -188,7 +170,10 @@
         <w:t>dentificación</w:t>
       </w:r>
       <w:r>
-        <w:t xml:space="preserve"> de activos</w:t>
+        <w:t xml:space="preserve"> de </w:t>
+      </w:r>
+      <w:r>
+        <w:t>riesgos</w:t>
       </w:r>
     </w:p>
     <w:p>
@@ -299,6 +284,11 @@
     <w:p>
       <w:r>
         <w:t>Año 1 con orden</w:t>
+      </w:r>
+    </w:p>
+    <w:p>
+      <w:r>
+        <w:t>Un ERP es un sistema de gestión (donde facturan, donde gestionan los datos de las personas,  toda la gestión de la empresa).</w:t>
       </w:r>
     </w:p>
     <w:p>
@@ -411,6 +401,92 @@
     </w:lvl>
   </w:abstractNum>
   <w:abstractNum w:abstractNumId="1" w15:restartNumberingAfterBreak="0">
+    <w:nsid w:val="1C786911"/>
+    <w:multiLevelType w:val="hybridMultilevel"/>
+    <w:tmpl w:val="9E862A42"/>
+    <w:lvl w:ilvl="0" w:tplc="FFFFFFFF">
+      <w:start w:val="1"/>
+      <w:numFmt w:val="decimal"/>
+      <w:lvlText w:val="%1."/>
+      <w:lvlJc w:val="left"/>
+      <w:pPr>
+        <w:ind w:left="720" w:hanging="360"/>
+      </w:pPr>
+    </w:lvl>
+    <w:lvl w:ilvl="1" w:tplc="FFFFFFFF">
+      <w:start w:val="1"/>
+      <w:numFmt w:val="lowerLetter"/>
+      <w:lvlText w:val="%2."/>
+      <w:lvlJc w:val="left"/>
+      <w:pPr>
+        <w:ind w:left="1440" w:hanging="360"/>
+      </w:pPr>
+    </w:lvl>
+    <w:lvl w:ilvl="2" w:tplc="FFFFFFFF">
+      <w:start w:val="1"/>
+      <w:numFmt w:val="lowerRoman"/>
+      <w:lvlText w:val="%3."/>
+      <w:lvlJc w:val="right"/>
+      <w:pPr>
+        <w:ind w:left="2160" w:hanging="180"/>
+      </w:pPr>
+    </w:lvl>
+    <w:lvl w:ilvl="3" w:tplc="FFFFFFFF" w:tentative="1">
+      <w:start w:val="1"/>
+      <w:numFmt w:val="decimal"/>
+      <w:lvlText w:val="%4."/>
+      <w:lvlJc w:val="left"/>
+      <w:pPr>
+        <w:ind w:left="2880" w:hanging="360"/>
+      </w:pPr>
+    </w:lvl>
+    <w:lvl w:ilvl="4" w:tplc="FFFFFFFF" w:tentative="1">
+      <w:start w:val="1"/>
+      <w:numFmt w:val="lowerLetter"/>
+      <w:lvlText w:val="%5."/>
+      <w:lvlJc w:val="left"/>
+      <w:pPr>
+        <w:ind w:left="3600" w:hanging="360"/>
+      </w:pPr>
+    </w:lvl>
+    <w:lvl w:ilvl="5" w:tplc="FFFFFFFF" w:tentative="1">
+      <w:start w:val="1"/>
+      <w:numFmt w:val="lowerRoman"/>
+      <w:lvlText w:val="%6."/>
+      <w:lvlJc w:val="right"/>
+      <w:pPr>
+        <w:ind w:left="4320" w:hanging="180"/>
+      </w:pPr>
+    </w:lvl>
+    <w:lvl w:ilvl="6" w:tplc="FFFFFFFF" w:tentative="1">
+      <w:start w:val="1"/>
+      <w:numFmt w:val="decimal"/>
+      <w:lvlText w:val="%7."/>
+      <w:lvlJc w:val="left"/>
+      <w:pPr>
+        <w:ind w:left="5040" w:hanging="360"/>
+      </w:pPr>
+    </w:lvl>
+    <w:lvl w:ilvl="7" w:tplc="FFFFFFFF" w:tentative="1">
+      <w:start w:val="1"/>
+      <w:numFmt w:val="lowerLetter"/>
+      <w:lvlText w:val="%8."/>
+      <w:lvlJc w:val="left"/>
+      <w:pPr>
+        <w:ind w:left="5760" w:hanging="360"/>
+      </w:pPr>
+    </w:lvl>
+    <w:lvl w:ilvl="8" w:tplc="FFFFFFFF" w:tentative="1">
+      <w:start w:val="1"/>
+      <w:numFmt w:val="lowerRoman"/>
+      <w:lvlText w:val="%9."/>
+      <w:lvlJc w:val="right"/>
+      <w:pPr>
+        <w:ind w:left="6480" w:hanging="180"/>
+      </w:pPr>
+    </w:lvl>
+  </w:abstractNum>
+  <w:abstractNum w:abstractNumId="2" w15:restartNumberingAfterBreak="0">
     <w:nsid w:val="32274233"/>
     <w:multiLevelType w:val="hybridMultilevel"/>
     <w:tmpl w:val="CC82221C"/>
@@ -524,10 +600,13 @@
     </w:lvl>
   </w:abstractNum>
   <w:num w:numId="1" w16cid:durableId="635140138">
-    <w:abstractNumId w:val="1"/>
+    <w:abstractNumId w:val="2"/>
   </w:num>
   <w:num w:numId="2" w16cid:durableId="713190534">
     <w:abstractNumId w:val="0"/>
+  </w:num>
+  <w:num w:numId="3" w16cid:durableId="1839538575">
+    <w:abstractNumId w:val="1"/>
   </w:num>
 </w:numbering>
 </file>
